--- a/00_CADRAGE/02_Charte_de_projet.docx
+++ b/00_CADRAGE/02_Charte_de_projet.docx
@@ -2,6 +2,45 @@
 <file path=word/document.xml><?xml version="1.0" encoding="utf-8"?>
 <w:document xmlns:wpc="http://schemas.microsoft.com/office/word/2010/wordprocessingCanvas" xmlns:cx="http://schemas.microsoft.com/office/drawing/2014/chartex" xmlns:cx1="http://schemas.microsoft.com/office/drawing/2015/9/8/chartex" xmlns:cx2="http://schemas.microsoft.com/office/drawing/2015/10/21/chartex" xmlns:cx3="http://schemas.microsoft.com/office/drawing/2016/5/9/chartex" xmlns:cx4="http://schemas.microsoft.com/office/drawing/2016/5/10/chartex" xmlns:cx5="http://schemas.microsoft.com/office/drawing/2016/5/11/chartex" xmlns:cx6="http://schemas.microsoft.com/office/drawing/2016/5/12/chartex" xmlns:cx7="http://schemas.microsoft.com/office/drawing/2016/5/13/chartex" xmlns:cx8="http://schemas.microsoft.com/office/drawing/2016/5/14/chartex" xmlns:mc="http://schemas.openxmlformats.org/markup-compatibility/2006" xmlns:aink="http://schemas.microsoft.com/office/drawing/2016/ink" xmlns:am3d="http://schemas.microsoft.com/office/drawing/2017/model3d" xmlns:o="urn:schemas-microsoft-com:office:office" xmlns:oel="http://schemas.microsoft.com/office/2019/extlst" xmlns:r="http://schemas.openxmlformats.org/officeDocument/2006/relationships" xmlns:m="http://schemas.openxmlformats.org/officeDocument/2006/math" xmlns:v="urn:schemas-microsoft-com:vml" xmlns:wp14="http://schemas.microsoft.com/office/word/2010/wordprocessingDrawing" xmlns:wp="http://schemas.openxmlformats.org/drawingml/2006/wordprocessingDrawing" xmlns:w10="urn:schemas-microsoft-com:office:word" xmlns:w="http://schemas.openxmlformats.org/wordprocessingml/2006/main" xmlns:w14="http://schemas.microsoft.com/office/word/2010/wordml" xmlns:w15="http://schemas.microsoft.com/office/word/2012/wordml" xmlns:w16cei="http://schemas.microsoft.com/office/word/2026/wordml/cei" xmlns:w16cex="http://schemas.microsoft.com/office/word/2018/wordml/cex" xmlns:w16cid="http://schemas.microsoft.com/office/word/2016/wordml/cid" xmlns:w16="http://schemas.microsoft.com/office/word/2018/wordml" xmlns:w16du="http://schemas.microsoft.com/office/word/2023/wordml/word16du" xmlns:w16sdtdh="http://schemas.microsoft.com/office/word/2020/wordml/sdtdatahash" xmlns:w16sdtfl="http://schemas.microsoft.com/office/word/2024/wordml/sdtformatlock" xmlns:w16se="http://schemas.microsoft.com/office/word/2015/wordml/symex" xmlns:wpg="http://schemas.microsoft.com/office/word/2010/wordprocessingGroup" xmlns:wpi="http://schemas.microsoft.com/office/word/2010/wordprocessingInk" xmlns:wne="http://schemas.microsoft.com/office/word/2006/wordml" xmlns:wps="http://schemas.microsoft.com/office/word/2010/wordprocessingShape" mc:Ignorable="w14 w15 w16se w16cid w16 w16cex w16sdtdh w16sdtfl w16du wp14">
   <w:body>
+    <w:p>
+      <w:pPr>
+        <w:jc w:val="center"/>
+      </w:pPr>
+      <w:r>
+        <w:drawing>
+          <wp:inline xmlns:a="http://schemas.openxmlformats.org/drawingml/2006/main" xmlns:pic="http://schemas.openxmlformats.org/drawingml/2006/picture">
+            <wp:extent cx="3780000" cy="2520000"/>
+            <wp:docPr id="1" name="Picture 1"/>
+            <wp:cNvGraphicFramePr>
+              <a:graphicFrameLocks noChangeAspect="1"/>
+            </wp:cNvGraphicFramePr>
+            <a:graphic>
+              <a:graphicData uri="http://schemas.openxmlformats.org/drawingml/2006/picture">
+                <pic:pic>
+                  <pic:nvPicPr>
+                    <pic:cNvPr id="0" name="image.png"/>
+                    <pic:cNvPicPr/>
+                  </pic:nvPicPr>
+                  <pic:blipFill>
+                    <a:blip r:embed="rId13"/>
+                    <a:stretch>
+                      <a:fillRect/>
+                    </a:stretch>
+                  </pic:blipFill>
+                  <pic:spPr>
+                    <a:xfrm>
+                      <a:off x="0" y="0"/>
+                      <a:ext cx="3780000" cy="2520000"/>
+                    </a:xfrm>
+                    <a:prstGeom prst="rect"/>
+                  </pic:spPr>
+                </pic:pic>
+              </a:graphicData>
+            </a:graphic>
+          </wp:inline>
+        </w:drawing>
+      </w:r>
+    </w:p>
     <w:p/>
     <w:p/>
     <w:p/>
@@ -62,7 +101,7 @@
           <w:color w:val="127A8A"/>
           <w:sz w:val="30"/>
         </w:rPr>
-        <w:t>pour un e-commerce local</w:t>
+        <w:t xml:space="preserve">pour un e-commerce local</w:t>
       </w:r>
     </w:p>
     <w:p/>
@@ -111,7 +150,7 @@
           <w:sz w:val="24"/>
           <w:lang w:val="en-US"/>
         </w:rPr>
-        <w:t>Gestion de Projet Data &amp; E-Business</w:t>
+        <w:t xml:space="preserve">Gestion de Projet Data &amp; E-Business</w:t>
       </w:r>
     </w:p>
     <w:p>
@@ -422,7 +461,7 @@
               <w:rPr>
                 <w:sz w:val="20"/>
               </w:rPr>
-              <w:t>P1 (à compléter)</w:t>
+              <w:t>Pauline N. N. CISSE</w:t>
             </w:r>
           </w:p>
         </w:tc>
@@ -478,7 +517,7 @@
                 <w:sz w:val="20"/>
                 <w:lang w:val="en-US"/>
               </w:rPr>
-              <w:t>4 étudiants (Master 2 Big Data — ISM)</w:t>
+              <w:t xml:space="preserve">4 étudiants (Master 2 Big Data — ISM)</w:t>
             </w:r>
           </w:p>
         </w:tc>
@@ -528,7 +567,7 @@
               <w:rPr>
                 <w:sz w:val="20"/>
               </w:rPr>
-              <w:t>Août 2026</w:t>
+              <w:t>08/08/2026</w:t>
             </w:r>
           </w:p>
         </w:tc>
@@ -580,7 +619,7 @@
               <w:rPr>
                 <w:sz w:val="20"/>
               </w:rPr>
-              <w:t>Rendu sous 2 semaines</w:t>
+              <w:t>Du 08/08 au 16/08/2026 (9 jours)</w:t>
             </w:r>
           </w:p>
         </w:tc>
@@ -806,7 +845,7 @@
               <w:rPr>
                 <w:sz w:val="20"/>
               </w:rPr>
-              <w:t>Améliorer la marge brute via le pricing dynamique</w:t>
+              <w:t xml:space="preserve">Améliorer la marge brute via le pricing dynamique</w:t>
             </w:r>
           </w:p>
         </w:tc>
@@ -1205,7 +1244,7 @@
         <w:pStyle w:val="Listepuces"/>
       </w:pPr>
       <w:r>
-        <w:t>API dockerisée + dashboard décisionnel + rapport business.</w:t>
+        <w:t xml:space="preserve">API dockerisée + dashboard décisionnel + rapport business.</w:t>
       </w:r>
     </w:p>
     <w:p>
@@ -1293,7 +1332,7 @@
         <w:pStyle w:val="Listepuces"/>
       </w:pPr>
       <w:r>
-        <w:t>API dockerisée + dashboard interactif.</w:t>
+        <w:t xml:space="preserve">API dockerisée + dashboard interactif.</w:t>
       </w:r>
     </w:p>
     <w:p>
@@ -1487,7 +1526,7 @@
               <w:rPr>
                 <w:sz w:val="20"/>
               </w:rPr>
-              <w:t>Jour 1</w:t>
+              <w:t>08/08/2026</w:t>
             </w:r>
           </w:p>
         </w:tc>
@@ -1562,13 +1601,7 @@
               <w:rPr>
                 <w:sz w:val="20"/>
               </w:rPr>
-              <w:t>Jour</w:t>
-            </w:r>
-            <w:r>
-              <w:rPr>
-                <w:sz w:val="20"/>
-              </w:rPr>
-              <w:t xml:space="preserve"> 2</w:t>
+              <w:t>09/08/2026</w:t>
             </w:r>
           </w:p>
         </w:tc>
@@ -1640,13 +1673,7 @@
               <w:rPr>
                 <w:sz w:val="20"/>
               </w:rPr>
-              <w:t xml:space="preserve">Jour </w:t>
-            </w:r>
-            <w:r>
-              <w:rPr>
-                <w:sz w:val="20"/>
-              </w:rPr>
-              <w:t>3</w:t>
+              <w:t>11/08/2026</w:t>
             </w:r>
           </w:p>
         </w:tc>
@@ -1698,7 +1725,7 @@
               <w:rPr>
                 <w:sz w:val="20"/>
               </w:rPr>
-              <w:t>API + dashboard fonctionnels</w:t>
+              <w:t>Mise en production (MLOps, API, dashboard)</w:t>
             </w:r>
           </w:p>
         </w:tc>
@@ -1721,13 +1748,7 @@
               <w:rPr>
                 <w:sz w:val="20"/>
               </w:rPr>
-              <w:t xml:space="preserve">Jour </w:t>
-            </w:r>
-            <w:r>
-              <w:rPr>
-                <w:sz w:val="20"/>
-              </w:rPr>
-              <w:t>4</w:t>
+              <w:t>15/08/2026</w:t>
             </w:r>
           </w:p>
         </w:tc>
@@ -1799,7 +1820,7 @@
               <w:rPr>
                 <w:sz w:val="20"/>
               </w:rPr>
-              <w:t>Fin du sprint</w:t>
+              <w:t>16/08/2026</w:t>
             </w:r>
           </w:p>
         </w:tc>
@@ -1828,13 +1849,7 @@
     </w:p>
     <w:p>
       <w:r>
-        <w:t xml:space="preserve">Projet pédagogique sans budget réel. À titre indicatif, une mise en production réelle est estimée dans le business case (infrastructure cloud, licences, maintenance). Le sprint pédagogique s'appuie exclusivement sur des outils gratuits / open source exécutés en local (Python, Spark, Docker, </w:t>
-      </w:r>
-      <w:r>
-        <w:t>Dash</w:t>
-      </w:r>
-      <w:r>
-        <w:t>).</w:t>
+        <w:t xml:space="preserve">Projet pédagogique sans budget réel. À titre indicatif, une mise en production réelle est estimée dans le business case (infrastructure cloud, licences, maintenance). Le sprint pédagogique s'appuie exclusivement sur des outils gratuits / open source exécutés en local (Python, Spark, Docker, Dash).</w:t>
       </w:r>
     </w:p>
     <w:p>
@@ -2159,13 +2174,7 @@
         <w:pStyle w:val="Listepuces"/>
       </w:pPr>
       <w:r>
-        <w:t>Délai très court (</w:t>
-      </w:r>
-      <w:r>
-        <w:t>2 semaines</w:t>
-      </w:r>
-      <w:r>
-        <w:t>) : risque de sous-estimer certaines tâches.</w:t>
+        <w:t>Délai très court (2 semaines) : risque de sous-estimer certaines tâches.</w:t>
       </w:r>
     </w:p>
     <w:p>
@@ -2173,7 +2182,7 @@
         <w:pStyle w:val="Listepuces"/>
       </w:pPr>
       <w:r>
-        <w:t>Dépendances techniques (Kafka / Airflow via Docker) : risque de blocage à l'installation.</w:t>
+        <w:t xml:space="preserve">Dépendances techniques (Kafka / Airflow via Docker) : risque de blocage à l'installation.</w:t>
       </w:r>
     </w:p>
     <w:p>
@@ -2221,7 +2230,7 @@
         <w:pStyle w:val="Listepuces"/>
       </w:pPr>
       <w:r>
-        <w:t>Chaîne fonctionnelle de bout en bout (données → décision visible dans le dashboard).</w:t>
+        <w:t xml:space="preserve">Chaîne fonctionnelle de bout en bout (données → décision visible dans le dashboard).</w:t>
       </w:r>
     </w:p>
     <w:p>
@@ -2237,7 +2246,7 @@
         <w:pStyle w:val="Listepuces"/>
       </w:pPr>
       <w:r>
-        <w:t>Modèles évalués avec metrics et baselines.</w:t>
+        <w:t xml:space="preserve">Modèles évalués avec metrics et baselines.</w:t>
       </w:r>
     </w:p>
     <w:p>
@@ -2525,7 +2534,7 @@
               <w:rPr>
                 <w:sz w:val="20"/>
               </w:rPr>
-              <w:t>P1 (à compléter)</w:t>
+              <w:t>Pauline N. N. CISSE</w:t>
             </w:r>
           </w:p>
         </w:tc>
@@ -2572,6 +2581,8 @@
     </w:p>
     <w:sectPr>
       <w:footerReference w:type="default" r:id="rId8"/>
+      <w:headerReference w:type="default" r:id="rId11"/>
+      <w:headerReference w:type="first" r:id="rId12"/>
       <w:pgSz w:w="12240" w:h="15840"/>
       <w:pgMar w:top="1440" w:right="1800" w:bottom="1440" w:left="1800" w:header="720" w:footer="720" w:gutter="0"/>
       <w:cols w:space="720"/>
@@ -2618,7 +2629,23 @@
         <w:color w:val="555555"/>
         <w:sz w:val="16"/>
       </w:rPr>
-      <w:t xml:space="preserve">Charte de projet — Teranga Market  |  Page </w:t>
+      <w:t xml:space="preserve">Charte de projet — Teranga </w:t>
+    </w:r>
+    <w:proofErr w:type="gramStart"/>
+    <w:r>
+      <w:rPr>
+        <w:color w:val="555555"/>
+        <w:sz w:val="16"/>
+      </w:rPr>
+      <w:t>Market  |</w:t>
+    </w:r>
+    <w:proofErr w:type="gramEnd"/>
+    <w:r>
+      <w:rPr>
+        <w:color w:val="555555"/>
+        <w:sz w:val="16"/>
+      </w:rPr>
+      <w:t xml:space="preserve">  Page </w:t>
     </w:r>
     <w:r>
       <w:fldChar w:fldCharType="begin"/>
@@ -2668,6 +2695,27 @@
     </w:p>
   </w:footnote>
 </w:footnotes>
+</file>
+
+<file path=word/header1.xml><?xml version="1.0" encoding="utf-8"?>
+<w:hdr xmlns:m="http://schemas.openxmlformats.org/officeDocument/2006/math" xmlns:mc="http://schemas.openxmlformats.org/markup-compatibility/2006" xmlns:mo="http://schemas.microsoft.com/office/mac/office/2008/main" xmlns:mv="urn:schemas-microsoft-com:mac:vml" xmlns:o="urn:schemas-microsoft-com:office:office" xmlns:r="http://schemas.openxmlformats.org/officeDocument/2006/relationships" xmlns:v="urn:schemas-microsoft-com:vml" xmlns:w10="urn:schemas-microsoft-com:office:word" xmlns:w14="http://schemas.microsoft.com/office/word/2010/wordml" xmlns:w="http://schemas.openxmlformats.org/wordprocessingml/2006/main" xmlns:wne="http://schemas.microsoft.com/office/word/2006/wordml" xmlns:wp14="http://schemas.microsoft.com/office/word/2010/wordprocessingDrawing" xmlns:wp="http://schemas.openxmlformats.org/drawingml/2006/wordprocessingDrawing" xmlns:wpc="http://schemas.microsoft.com/office/word/2010/wordprocessingCanvas" xmlns:wpg="http://schemas.microsoft.com/office/word/2010/wordprocessingGroup" xmlns:wpi="http://schemas.microsoft.com/office/word/2010/wordprocessingInk" xmlns:wps="http://schemas.microsoft.com/office/word/2010/wordprocessingShape" mc:Ignorable="w14 wp14">
+  <w:p>
+    <w:pPr>
+      <w:pStyle w:val="Header"/>
+      <w:jc w:val="center"/>
+    </w:pPr>
+  </w:p>
+</w:hdr>
+</file>
+
+<file path=word/header2.xml><?xml version="1.0" encoding="utf-8"?>
+<w:hdr xmlns:m="http://schemas.openxmlformats.org/officeDocument/2006/math" xmlns:mc="http://schemas.openxmlformats.org/markup-compatibility/2006" xmlns:mo="http://schemas.microsoft.com/office/mac/office/2008/main" xmlns:mv="urn:schemas-microsoft-com:mac:vml" xmlns:o="urn:schemas-microsoft-com:office:office" xmlns:r="http://schemas.openxmlformats.org/officeDocument/2006/relationships" xmlns:v="urn:schemas-microsoft-com:vml" xmlns:w10="urn:schemas-microsoft-com:office:word" xmlns:w14="http://schemas.microsoft.com/office/word/2010/wordml" xmlns:w="http://schemas.openxmlformats.org/wordprocessingml/2006/main" xmlns:wne="http://schemas.microsoft.com/office/word/2006/wordml" xmlns:wp14="http://schemas.microsoft.com/office/word/2010/wordprocessingDrawing" xmlns:wp="http://schemas.openxmlformats.org/drawingml/2006/wordprocessingDrawing" xmlns:wpc="http://schemas.microsoft.com/office/word/2010/wordprocessingCanvas" xmlns:wpg="http://schemas.microsoft.com/office/word/2010/wordprocessingGroup" xmlns:wpi="http://schemas.microsoft.com/office/word/2010/wordprocessingInk" xmlns:wps="http://schemas.microsoft.com/office/word/2010/wordprocessingShape" mc:Ignorable="w14 wp14">
+  <w:p>
+    <w:pPr>
+      <w:pStyle w:val="Header"/>
+    </w:pPr>
+  </w:p>
+</w:hdr>
 </file>
 
 <file path=word/numbering.xml><?xml version="1.0" encoding="utf-8"?>
